--- a/output_receita_federal/parecer_normativo_cosit/documents/pn_cosit_3_19960828.docx
+++ b/output_receita_federal/parecer_normativo_cosit/documents/pn_cosit_3_19960828.docx
@@ -77,7 +77,7 @@
     </w:p>
     <w:p>
       <w:r>
-        <w:t>"Artigo 6º Funcionários 19a.Seção Os funcionários das agências especializadas:</w:t>
+        <w:t>"Artigo 6º Funcionários 19ª.Seção Os funcionários das agências especializadas:</w:t>
       </w:r>
     </w:p>
     <w:p>
